--- a/documentation/analyse.docx
+++ b/documentation/analyse.docx
@@ -12,16 +12,608 @@
     </w:p>
     <w:p>
       <w:pPr>
+        <w:pStyle w:val="Heading2"/>
+      </w:pPr>
+      <w:r>
+        <w:t>AI-algoritme</w:t>
+      </w:r>
+    </w:p>
+    <w:p>
+      <w:r>
+        <w:t>Het project</w:t>
+      </w:r>
+      <w:r>
+        <w:t xml:space="preserve"> maakt gebruik van</w:t>
+      </w:r>
+      <w:r>
+        <w:t xml:space="preserve"> </w:t>
+      </w:r>
+      <w:proofErr w:type="spellStart"/>
+      <w:r>
+        <w:t>reinforcement</w:t>
+      </w:r>
+      <w:proofErr w:type="spellEnd"/>
+      <w:r>
+        <w:t xml:space="preserve"> </w:t>
+      </w:r>
+      <w:proofErr w:type="spellStart"/>
+      <w:r>
+        <w:t>learning</w:t>
+      </w:r>
+      <w:proofErr w:type="spellEnd"/>
+      <w:r>
+        <w:t xml:space="preserve"> (RL)</w:t>
+      </w:r>
+      <w:r>
+        <w:t>,</w:t>
+      </w:r>
+      <w:r>
+        <w:t xml:space="preserve"> specifiek het</w:t>
+      </w:r>
+      <w:r>
+        <w:t xml:space="preserve"> </w:t>
+      </w:r>
+      <w:proofErr w:type="spellStart"/>
+      <w:r>
+        <w:t>Proxical</w:t>
+      </w:r>
+      <w:proofErr w:type="spellEnd"/>
+      <w:r>
+        <w:t xml:space="preserve"> Policy </w:t>
+      </w:r>
+      <w:proofErr w:type="spellStart"/>
+      <w:r>
+        <w:t>Optimization</w:t>
+      </w:r>
+      <w:proofErr w:type="spellEnd"/>
+      <w:r>
+        <w:t xml:space="preserve"> (PPO) </w:t>
+      </w:r>
+      <w:r>
+        <w:t xml:space="preserve">algoritme. </w:t>
+      </w:r>
+      <w:r>
+        <w:t>We hebben deze</w:t>
+      </w:r>
+      <w:r>
+        <w:t xml:space="preserve"> gekozen omdat de kern van het probleem</w:t>
+      </w:r>
+      <w:r>
+        <w:t xml:space="preserve">, </w:t>
+      </w:r>
+      <w:r>
+        <w:t>het op het juiste moment springen om obstakels te vermijden</w:t>
+      </w:r>
+      <w:r>
+        <w:t xml:space="preserve">, </w:t>
+      </w:r>
+      <w:r>
+        <w:t>ideaal is voor RL. De AI leert door duizenden interacties (</w:t>
+      </w:r>
+      <w:r>
+        <w:t>steps</w:t>
+      </w:r>
+      <w:r>
+        <w:t>) met de omgeving, waarbij het beloningen ontvangt voor overleven en het vermijden van obstakels, en straffen voor botsingen.</w:t>
+      </w:r>
+    </w:p>
+    <w:p>
+      <w:r>
+        <w:t>De AI-structuur is een</w:t>
+      </w:r>
+      <w:r>
+        <w:t xml:space="preserve"> </w:t>
+      </w:r>
+      <w:proofErr w:type="spellStart"/>
+      <w:r>
+        <w:t>MLP</w:t>
+      </w:r>
+      <w:r>
+        <w:t>olicy</w:t>
+      </w:r>
+      <w:proofErr w:type="spellEnd"/>
+      <w:r>
+        <w:t xml:space="preserve"> </w:t>
+      </w:r>
+      <w:r>
+        <w:t>(Multi-</w:t>
+      </w:r>
+      <w:proofErr w:type="spellStart"/>
+      <w:r>
+        <w:t>Layer</w:t>
+      </w:r>
+      <w:proofErr w:type="spellEnd"/>
+      <w:r>
+        <w:t xml:space="preserve"> </w:t>
+      </w:r>
+      <w:proofErr w:type="spellStart"/>
+      <w:r>
+        <w:t>Perceptron</w:t>
+      </w:r>
+      <w:proofErr w:type="spellEnd"/>
+      <w:r>
+        <w:t xml:space="preserve">) neuraal netwerk, een </w:t>
+      </w:r>
+      <w:r>
+        <w:t>redelijk g</w:t>
+      </w:r>
+      <w:r>
+        <w:t>enormaliseerde keuze</w:t>
+      </w:r>
+      <w:r>
+        <w:t xml:space="preserve"> binnen Stable-Baselines3 voor </w:t>
+      </w:r>
+      <w:r>
+        <w:t xml:space="preserve">dit soort </w:t>
+      </w:r>
+      <w:r>
+        <w:t>discrete acties. De actieruimte is discreet (springen of niets doen) en de observatieruimte is een continue vector.</w:t>
+      </w:r>
+    </w:p>
+    <w:p/>
+    <w:p>
+      <w:pPr>
+        <w:pStyle w:val="Heading2"/>
+      </w:pPr>
+      <w:r>
+        <w:t>Dataset</w:t>
+      </w:r>
+    </w:p>
+    <w:p>
+      <w:r>
+        <w:t>Aangezien het een RL-project is, wordt er geen vaste, vooraf verzamelde dataset gebruikt. D</w:t>
+      </w:r>
+      <w:r>
+        <w:t xml:space="preserve">e gebruikte dataset </w:t>
+      </w:r>
+      <w:r>
+        <w:t>bestaat uit</w:t>
+      </w:r>
+      <w:r>
+        <w:t xml:space="preserve"> ervaring </w:t>
+      </w:r>
+      <w:r>
+        <w:t>die de AI dynamisch genereert door interactie met de game-omgeving</w:t>
+      </w:r>
+      <w:r>
+        <w:t xml:space="preserve"> tijdens het trainen</w:t>
+      </w:r>
+      <w:r>
+        <w:t>.</w:t>
+      </w:r>
+    </w:p>
+    <w:p>
+      <w:r>
+        <w:t xml:space="preserve">Deze data </w:t>
+      </w:r>
+      <w:proofErr w:type="gramStart"/>
+      <w:r>
+        <w:t>wordt</w:t>
+      </w:r>
+      <w:proofErr w:type="gramEnd"/>
+      <w:r>
+        <w:t xml:space="preserve"> verkregen via de</w:t>
+      </w:r>
+      <w:r>
+        <w:t xml:space="preserve"> gymnasium-omgeving</w:t>
+      </w:r>
+      <w:r>
+        <w:t xml:space="preserve">(geometry_dash_env.py), die fungeert als de interface tussen het PPO-algoritme en de </w:t>
+      </w:r>
+      <w:proofErr w:type="spellStart"/>
+      <w:r>
+        <w:t>Pygame</w:t>
+      </w:r>
+      <w:proofErr w:type="spellEnd"/>
+      <w:r>
+        <w:t>-game. De AI ontvangt waarnemingen in de vorm van een binair</w:t>
+      </w:r>
+      <w:r>
+        <w:t>e bezettingsvector</w:t>
+      </w:r>
+      <w:r>
+        <w:t xml:space="preserve"> die obstakels aangeeft binnen een bepaalde waarnemingshorizon (OBS_HORIZON) en resolutie (OBS_RESOLUTION). De feedback (beloningen en straffen) wordt door de omgeving berekend en vormt de '</w:t>
+      </w:r>
+      <w:proofErr w:type="spellStart"/>
+      <w:r>
+        <w:t>ground</w:t>
+      </w:r>
+      <w:proofErr w:type="spellEnd"/>
+      <w:r>
+        <w:t xml:space="preserve"> </w:t>
+      </w:r>
+      <w:proofErr w:type="spellStart"/>
+      <w:r>
+        <w:t>truth</w:t>
+      </w:r>
+      <w:proofErr w:type="spellEnd"/>
+      <w:r>
+        <w:t>' voor het leerproces.</w:t>
+      </w:r>
+    </w:p>
+    <w:p/>
+    <w:p>
+      <w:pPr>
+        <w:pStyle w:val="Heading2"/>
+      </w:pPr>
+      <w:r>
+        <w:t>Vergelijkbare projecten</w:t>
+      </w:r>
+    </w:p>
+    <w:p>
+      <w:r>
+        <w:t xml:space="preserve">Vergelijkbare AI-projecten binnen de </w:t>
+      </w:r>
+      <w:proofErr w:type="spellStart"/>
+      <w:r>
+        <w:t>gaming</w:t>
+      </w:r>
+      <w:proofErr w:type="spellEnd"/>
+      <w:r>
+        <w:t>-context, die ook een vorm van zoek- of leeralgoritme gebruiken, zijn:</w:t>
+      </w:r>
+    </w:p>
+    <w:p>
+      <w:pPr>
+        <w:numPr>
+          <w:ilvl w:val="0"/>
+          <w:numId w:val="2"/>
+        </w:numPr>
+      </w:pPr>
+      <w:r>
         <w:rPr>
-          <w:lang w:val="en-US"/>
+          <w:b/>
+          <w:bCs/>
         </w:rPr>
-      </w:pPr>
-      <w:r>
-        <w:t>Analyse van het project</w:t>
+        <w:t xml:space="preserve">AI speelt </w:t>
+      </w:r>
+      <w:proofErr w:type="spellStart"/>
+      <w:r>
+        <w:rPr>
+          <w:b/>
+          <w:bCs/>
+        </w:rPr>
+        <w:t>Tetris</w:t>
+      </w:r>
+      <w:proofErr w:type="spellEnd"/>
+      <w:r>
+        <w:t xml:space="preserve">: Vaak opgelost met een </w:t>
+      </w:r>
+      <w:proofErr w:type="spellStart"/>
+      <w:r>
+        <w:t>heuristic</w:t>
+      </w:r>
+      <w:proofErr w:type="spellEnd"/>
+      <w:r>
+        <w:t xml:space="preserve"> search </w:t>
+      </w:r>
+      <w:proofErr w:type="spellStart"/>
+      <w:r>
+        <w:t>algorithm</w:t>
+      </w:r>
+      <w:proofErr w:type="spellEnd"/>
+      <w:r>
+        <w:t>, waarbij de AI de beste zet kiest op basis van een evaluatiefunctie voor de huidige staat.</w:t>
+      </w:r>
+    </w:p>
+    <w:p>
+      <w:pPr>
+        <w:numPr>
+          <w:ilvl w:val="0"/>
+          <w:numId w:val="2"/>
+        </w:numPr>
+      </w:pPr>
+      <w:r>
+        <w:rPr>
+          <w:b/>
+          <w:bCs/>
+        </w:rPr>
+        <w:t xml:space="preserve">AI speelt </w:t>
+      </w:r>
+      <w:proofErr w:type="spellStart"/>
+      <w:r>
+        <w:rPr>
+          <w:b/>
+          <w:bCs/>
+        </w:rPr>
+        <w:t>Pac-Man</w:t>
+      </w:r>
+      <w:proofErr w:type="spellEnd"/>
+      <w:r>
+        <w:t xml:space="preserve">: Kan worden opgelost met het A* algoritme voor efficiënte </w:t>
+      </w:r>
+      <w:proofErr w:type="spellStart"/>
+      <w:r>
+        <w:t>padvinding</w:t>
+      </w:r>
+      <w:proofErr w:type="spellEnd"/>
+      <w:r>
+        <w:t xml:space="preserve"> naar bolletjes en weg van vijanden. Het </w:t>
+      </w:r>
+      <w:proofErr w:type="spellStart"/>
+      <w:r>
+        <w:t>Geometry</w:t>
+      </w:r>
+      <w:proofErr w:type="spellEnd"/>
+      <w:r>
+        <w:t xml:space="preserve"> Dash-project richt zich op timing, in tegenstelling tot de ruimtelijke planning van </w:t>
+      </w:r>
+      <w:proofErr w:type="spellStart"/>
+      <w:r>
+        <w:t>Pac-Man</w:t>
+      </w:r>
+      <w:proofErr w:type="spellEnd"/>
+      <w:r>
+        <w:t xml:space="preserve"> of </w:t>
+      </w:r>
+      <w:proofErr w:type="spellStart"/>
+      <w:r>
+        <w:t>Tetris</w:t>
+      </w:r>
+      <w:proofErr w:type="spellEnd"/>
+      <w:r>
+        <w:t>.</w:t>
+      </w:r>
+    </w:p>
+    <w:p/>
+    <w:p>
+      <w:pPr>
+        <w:pStyle w:val="Heading2"/>
+      </w:pPr>
+      <w:r>
+        <w:lastRenderedPageBreak/>
+        <w:t>Tools, hardware en software</w:t>
+      </w:r>
+    </w:p>
+    <w:p>
+      <w:r>
+        <w:t>Het ontwikkelplatform was</w:t>
+      </w:r>
+      <w:r>
+        <w:t xml:space="preserve"> Windows 11</w:t>
+      </w:r>
+      <w:r>
+        <w:t>, met</w:t>
+      </w:r>
+      <w:r>
+        <w:t xml:space="preserve"> Python </w:t>
+      </w:r>
+      <w:r>
+        <w:t>3</w:t>
+      </w:r>
+      <w:r>
+        <w:t>.10</w:t>
+      </w:r>
+      <w:r>
+        <w:t xml:space="preserve"> als de programmeertaal. De belangrijkste gebruikte </w:t>
+      </w:r>
+      <w:proofErr w:type="spellStart"/>
+      <w:r>
+        <w:t>libraries</w:t>
+      </w:r>
+      <w:proofErr w:type="spellEnd"/>
+      <w:r>
+        <w:t xml:space="preserve"> zijn:</w:t>
+      </w:r>
+    </w:p>
+    <w:p>
+      <w:pPr>
+        <w:numPr>
+          <w:ilvl w:val="0"/>
+          <w:numId w:val="3"/>
+        </w:numPr>
+      </w:pPr>
+      <w:r>
+        <w:rPr>
+          <w:b/>
+          <w:bCs/>
+        </w:rPr>
+        <w:t>Stable-Baselines3 (SB3)</w:t>
+      </w:r>
+      <w:r>
+        <w:t>: De implementatie van het PPO-algoritme.</w:t>
+      </w:r>
+    </w:p>
+    <w:p>
+      <w:pPr>
+        <w:numPr>
+          <w:ilvl w:val="0"/>
+          <w:numId w:val="3"/>
+        </w:numPr>
+      </w:pPr>
+      <w:r>
+        <w:rPr>
+          <w:b/>
+          <w:bCs/>
+        </w:rPr>
+        <w:t>Gymnasium</w:t>
+      </w:r>
+      <w:r>
+        <w:t>: Voor de gestandaardiseerde RL-omgeving.</w:t>
+      </w:r>
+    </w:p>
+    <w:p>
+      <w:pPr>
+        <w:numPr>
+          <w:ilvl w:val="0"/>
+          <w:numId w:val="3"/>
+        </w:numPr>
+      </w:pPr>
+      <w:proofErr w:type="spellStart"/>
+      <w:r>
+        <w:rPr>
+          <w:b/>
+          <w:bCs/>
+        </w:rPr>
+        <w:t>Pygame</w:t>
+      </w:r>
+      <w:proofErr w:type="spellEnd"/>
+      <w:r>
+        <w:t>: Voor de visuele game-implementatie.</w:t>
+      </w:r>
+    </w:p>
+    <w:p>
+      <w:pPr>
+        <w:numPr>
+          <w:ilvl w:val="0"/>
+          <w:numId w:val="3"/>
+        </w:numPr>
+      </w:pPr>
+      <w:proofErr w:type="spellStart"/>
+      <w:r>
+        <w:rPr>
+          <w:b/>
+          <w:bCs/>
+        </w:rPr>
+        <w:t>Torch</w:t>
+      </w:r>
+      <w:proofErr w:type="spellEnd"/>
+      <w:r>
+        <w:t xml:space="preserve"> en </w:t>
+      </w:r>
+      <w:proofErr w:type="spellStart"/>
+      <w:r>
+        <w:rPr>
+          <w:b/>
+          <w:bCs/>
+        </w:rPr>
+        <w:t>Numpy</w:t>
+      </w:r>
+      <w:proofErr w:type="spellEnd"/>
+      <w:r>
+        <w:t>: Voor neurale netwerkberekeningen en dataverwerking.</w:t>
+      </w:r>
+    </w:p>
+    <w:p>
+      <w:pPr>
+        <w:numPr>
+          <w:ilvl w:val="0"/>
+          <w:numId w:val="3"/>
+        </w:numPr>
+      </w:pPr>
+      <w:proofErr w:type="spellStart"/>
+      <w:r>
+        <w:rPr>
+          <w:b/>
+          <w:bCs/>
+        </w:rPr>
+        <w:t>TensorBoard</w:t>
+      </w:r>
+      <w:proofErr w:type="spellEnd"/>
+      <w:r>
+        <w:t>: Voor het monitoren en visualiseren van trainingslogs.</w:t>
+      </w:r>
+    </w:p>
+    <w:p>
+      <w:r>
+        <w:t>Voor</w:t>
+      </w:r>
+      <w:r>
+        <w:t xml:space="preserve"> training </w:t>
+      </w:r>
+      <w:r>
+        <w:t>is een machine met een</w:t>
+      </w:r>
+      <w:r>
+        <w:t xml:space="preserve"> krachtige CPU h</w:t>
+      </w:r>
+      <w:r>
+        <w:t xml:space="preserve">et meest geschikt voor snelle iteraties, maar training op </w:t>
+      </w:r>
+      <w:r>
+        <w:t>een GPU i</w:t>
+      </w:r>
+      <w:r>
+        <w:t>s ook mogelijk</w:t>
+      </w:r>
+      <w:r>
+        <w:t xml:space="preserve"> (word wel afgeraden)</w:t>
+      </w:r>
+      <w:r>
+        <w:t xml:space="preserve">. De AI die het spel speelt vindt plaats op </w:t>
+      </w:r>
+      <w:r>
+        <w:t>een pc naar keuze, d</w:t>
+      </w:r>
+      <w:r>
+        <w:t>oor de game (run_model_in_game.py) met het getrainde model uit te voeren.</w:t>
+      </w:r>
+    </w:p>
+    <w:p>
+      <w:r>
+        <w:t xml:space="preserve">Het model </w:t>
+      </w:r>
+      <w:r>
+        <w:t xml:space="preserve">heft </w:t>
+      </w:r>
+      <w:proofErr w:type="spellStart"/>
+      <w:r>
+        <w:t>Kyell</w:t>
+      </w:r>
+      <w:proofErr w:type="spellEnd"/>
+      <w:r>
+        <w:t xml:space="preserve"> op een virtual machine van school geplaatst, waardoor we da gen nacht de mogelijkheid hebben om te trainen en we hebben minder hardware-</w:t>
+      </w:r>
+      <w:proofErr w:type="spellStart"/>
+      <w:r>
+        <w:t>limitaties</w:t>
+      </w:r>
+      <w:proofErr w:type="spellEnd"/>
+      <w:r>
+        <w:t xml:space="preserve">. </w:t>
+      </w:r>
+      <w:r>
+        <w:t>Doordat we een VM gebruiken kan iedereen ook met</w:t>
+      </w:r>
+      <w:r>
+        <w:t xml:space="preserve"> precies</w:t>
+      </w:r>
+      <w:r>
+        <w:t xml:space="preserve"> dezelfde dataset en </w:t>
+      </w:r>
+      <w:r>
+        <w:t>omgeving werken.</w:t>
+      </w:r>
+    </w:p>
+    <w:p/>
+    <w:p>
+      <w:r>
+        <w:t xml:space="preserve">Alle nodige </w:t>
+      </w:r>
+      <w:r>
+        <w:t>pakketten</w:t>
+      </w:r>
+      <w:r>
+        <w:t xml:space="preserve"> zijn terug te vinden in het requirements.txt bestand</w:t>
+      </w:r>
+      <w:r>
+        <w:t>. Deze kun je snel allemaal downloaden via het commando “</w:t>
+      </w:r>
+      <w:r>
+        <w:t xml:space="preserve">pip </w:t>
+      </w:r>
+      <w:proofErr w:type="spellStart"/>
+      <w:r>
+        <w:t>install</w:t>
+      </w:r>
+      <w:proofErr w:type="spellEnd"/>
+      <w:r>
+        <w:t xml:space="preserve"> -r </w:t>
+      </w:r>
+      <w:proofErr w:type="spellStart"/>
+      <w:r>
+        <w:t>ai_omgeving</w:t>
+      </w:r>
+      <w:proofErr w:type="spellEnd"/>
+      <w:r>
+        <w:t>/requirements.txt</w:t>
+      </w:r>
+      <w:r>
+        <w:t>”</w:t>
       </w:r>
     </w:p>
     <w:sectPr>
-      <w:headerReference w:type="default" r:id="rId6"/>
+      <w:headerReference w:type="default" r:id="rId7"/>
       <w:pgSz w:w="11906" w:h="16838"/>
       <w:pgMar w:top="1440" w:right="1440" w:bottom="1440" w:left="1440" w:header="708" w:footer="708" w:gutter="0"/>
       <w:cols w:space="708"/>
@@ -93,6 +685,467 @@
     </w:r>
   </w:p>
 </w:hdr>
+</file>
+
+<file path=word/numbering.xml><?xml version="1.0" encoding="utf-8"?>
+<w:numbering xmlns:wpc="http://schemas.microsoft.com/office/word/2010/wordprocessingCanvas" xmlns:cx="http://schemas.microsoft.com/office/drawing/2014/chartex" xmlns:cx1="http://schemas.microsoft.com/office/drawing/2015/9/8/chartex" xmlns:cx2="http://schemas.microsoft.com/office/drawing/2015/10/21/chartex" xmlns:cx3="http://schemas.microsoft.com/office/drawing/2016/5/9/chartex" xmlns:cx4="http://schemas.microsoft.com/office/drawing/2016/5/10/chartex" xmlns:cx5="http://schemas.microsoft.com/office/drawing/2016/5/11/chartex" xmlns:cx6="http://schemas.microsoft.com/office/drawing/2016/5/12/chartex" xmlns:cx7="http://schemas.microsoft.com/office/drawing/2016/5/13/chartex" xmlns:cx8="http://schemas.microsoft.com/office/drawing/2016/5/14/chartex" xmlns:mc="http://schemas.openxmlformats.org/markup-compatibility/2006" xmlns:aink="http://schemas.microsoft.com/office/drawing/2016/ink" xmlns:am3d="http://schemas.microsoft.com/office/drawing/2017/model3d" xmlns:o="urn:schemas-microsoft-com:office:office" xmlns:oel="http://schemas.microsoft.com/office/2019/extlst" xmlns:r="http://schemas.openxmlformats.org/officeDocument/2006/relationships" xmlns:m="http://schemas.openxmlformats.org/officeDocument/2006/math" xmlns:v="urn:schemas-microsoft-com:vml" xmlns:wp14="http://schemas.microsoft.com/office/word/2010/wordprocessingDrawing" xmlns:wp="http://schemas.openxmlformats.org/drawingml/2006/wordprocessingDrawing" xmlns:w10="urn:schemas-microsoft-com:office:word" xmlns:w="http://schemas.openxmlformats.org/wordprocessingml/2006/main" xmlns:w14="http://schemas.microsoft.com/office/word/2010/wordml" xmlns:w15="http://schemas.microsoft.com/office/word/2012/wordml" xmlns:w16cex="http://schemas.microsoft.com/office/word/2018/wordml/cex" xmlns:w16cid="http://schemas.microsoft.com/office/word/2016/wordml/cid" xmlns:w16="http://schemas.microsoft.com/office/word/2018/wordml" xmlns:w16du="http://schemas.microsoft.com/office/word/2023/wordml/word16du" xmlns:w16sdtdh="http://schemas.microsoft.com/office/word/2020/wordml/sdtdatahash" xmlns:w16sdtfl="http://schemas.microsoft.com/office/word/2024/wordml/sdtformatlock" xmlns:w16se="http://schemas.microsoft.com/office/word/2015/wordml/symex" xmlns:wpg="http://schemas.microsoft.com/office/word/2010/wordprocessingGroup" xmlns:wpi="http://schemas.microsoft.com/office/word/2010/wordprocessingInk" xmlns:wne="http://schemas.microsoft.com/office/word/2006/wordml" xmlns:wps="http://schemas.microsoft.com/office/word/2010/wordprocessingShape" mc:Ignorable="w14 w15 w16se w16cid w16 w16cex w16sdtdh w16sdtfl w16du wp14">
+  <w:abstractNum w:abstractNumId="0" w15:restartNumberingAfterBreak="0">
+    <w:nsid w:val="0B125A0C"/>
+    <w:multiLevelType w:val="multilevel"/>
+    <w:tmpl w:val="A0A8F35E"/>
+    <w:lvl w:ilvl="0">
+      <w:start w:val="1"/>
+      <w:numFmt w:val="bullet"/>
+      <w:lvlText w:val=""/>
+      <w:lvlJc w:val="left"/>
+      <w:pPr>
+        <w:tabs>
+          <w:tab w:val="num" w:pos="720"/>
+        </w:tabs>
+        <w:ind w:left="720" w:hanging="360"/>
+      </w:pPr>
+      <w:rPr>
+        <w:rFonts w:ascii="Symbol" w:hAnsi="Symbol" w:hint="default"/>
+        <w:sz w:val="20"/>
+      </w:rPr>
+    </w:lvl>
+    <w:lvl w:ilvl="1" w:tentative="1">
+      <w:start w:val="1"/>
+      <w:numFmt w:val="bullet"/>
+      <w:lvlText w:val="o"/>
+      <w:lvlJc w:val="left"/>
+      <w:pPr>
+        <w:tabs>
+          <w:tab w:val="num" w:pos="1440"/>
+        </w:tabs>
+        <w:ind w:left="1440" w:hanging="360"/>
+      </w:pPr>
+      <w:rPr>
+        <w:rFonts w:ascii="Courier New" w:hAnsi="Courier New" w:hint="default"/>
+        <w:sz w:val="20"/>
+      </w:rPr>
+    </w:lvl>
+    <w:lvl w:ilvl="2" w:tentative="1">
+      <w:start w:val="1"/>
+      <w:numFmt w:val="bullet"/>
+      <w:lvlText w:val=""/>
+      <w:lvlJc w:val="left"/>
+      <w:pPr>
+        <w:tabs>
+          <w:tab w:val="num" w:pos="2160"/>
+        </w:tabs>
+        <w:ind w:left="2160" w:hanging="360"/>
+      </w:pPr>
+      <w:rPr>
+        <w:rFonts w:ascii="Wingdings" w:hAnsi="Wingdings" w:hint="default"/>
+        <w:sz w:val="20"/>
+      </w:rPr>
+    </w:lvl>
+    <w:lvl w:ilvl="3" w:tentative="1">
+      <w:start w:val="1"/>
+      <w:numFmt w:val="bullet"/>
+      <w:lvlText w:val=""/>
+      <w:lvlJc w:val="left"/>
+      <w:pPr>
+        <w:tabs>
+          <w:tab w:val="num" w:pos="2880"/>
+        </w:tabs>
+        <w:ind w:left="2880" w:hanging="360"/>
+      </w:pPr>
+      <w:rPr>
+        <w:rFonts w:ascii="Wingdings" w:hAnsi="Wingdings" w:hint="default"/>
+        <w:sz w:val="20"/>
+      </w:rPr>
+    </w:lvl>
+    <w:lvl w:ilvl="4" w:tentative="1">
+      <w:start w:val="1"/>
+      <w:numFmt w:val="bullet"/>
+      <w:lvlText w:val=""/>
+      <w:lvlJc w:val="left"/>
+      <w:pPr>
+        <w:tabs>
+          <w:tab w:val="num" w:pos="3600"/>
+        </w:tabs>
+        <w:ind w:left="3600" w:hanging="360"/>
+      </w:pPr>
+      <w:rPr>
+        <w:rFonts w:ascii="Wingdings" w:hAnsi="Wingdings" w:hint="default"/>
+        <w:sz w:val="20"/>
+      </w:rPr>
+    </w:lvl>
+    <w:lvl w:ilvl="5" w:tentative="1">
+      <w:start w:val="1"/>
+      <w:numFmt w:val="bullet"/>
+      <w:lvlText w:val=""/>
+      <w:lvlJc w:val="left"/>
+      <w:pPr>
+        <w:tabs>
+          <w:tab w:val="num" w:pos="4320"/>
+        </w:tabs>
+        <w:ind w:left="4320" w:hanging="360"/>
+      </w:pPr>
+      <w:rPr>
+        <w:rFonts w:ascii="Wingdings" w:hAnsi="Wingdings" w:hint="default"/>
+        <w:sz w:val="20"/>
+      </w:rPr>
+    </w:lvl>
+    <w:lvl w:ilvl="6" w:tentative="1">
+      <w:start w:val="1"/>
+      <w:numFmt w:val="bullet"/>
+      <w:lvlText w:val=""/>
+      <w:lvlJc w:val="left"/>
+      <w:pPr>
+        <w:tabs>
+          <w:tab w:val="num" w:pos="5040"/>
+        </w:tabs>
+        <w:ind w:left="5040" w:hanging="360"/>
+      </w:pPr>
+      <w:rPr>
+        <w:rFonts w:ascii="Wingdings" w:hAnsi="Wingdings" w:hint="default"/>
+        <w:sz w:val="20"/>
+      </w:rPr>
+    </w:lvl>
+    <w:lvl w:ilvl="7" w:tentative="1">
+      <w:start w:val="1"/>
+      <w:numFmt w:val="bullet"/>
+      <w:lvlText w:val=""/>
+      <w:lvlJc w:val="left"/>
+      <w:pPr>
+        <w:tabs>
+          <w:tab w:val="num" w:pos="5760"/>
+        </w:tabs>
+        <w:ind w:left="5760" w:hanging="360"/>
+      </w:pPr>
+      <w:rPr>
+        <w:rFonts w:ascii="Wingdings" w:hAnsi="Wingdings" w:hint="default"/>
+        <w:sz w:val="20"/>
+      </w:rPr>
+    </w:lvl>
+    <w:lvl w:ilvl="8" w:tentative="1">
+      <w:start w:val="1"/>
+      <w:numFmt w:val="bullet"/>
+      <w:lvlText w:val=""/>
+      <w:lvlJc w:val="left"/>
+      <w:pPr>
+        <w:tabs>
+          <w:tab w:val="num" w:pos="6480"/>
+        </w:tabs>
+        <w:ind w:left="6480" w:hanging="360"/>
+      </w:pPr>
+      <w:rPr>
+        <w:rFonts w:ascii="Wingdings" w:hAnsi="Wingdings" w:hint="default"/>
+        <w:sz w:val="20"/>
+      </w:rPr>
+    </w:lvl>
+  </w:abstractNum>
+  <w:abstractNum w:abstractNumId="1" w15:restartNumberingAfterBreak="0">
+    <w:nsid w:val="138B71A6"/>
+    <w:multiLevelType w:val="multilevel"/>
+    <w:tmpl w:val="5A701098"/>
+    <w:lvl w:ilvl="0">
+      <w:start w:val="1"/>
+      <w:numFmt w:val="bullet"/>
+      <w:lvlText w:val=""/>
+      <w:lvlJc w:val="left"/>
+      <w:pPr>
+        <w:tabs>
+          <w:tab w:val="num" w:pos="720"/>
+        </w:tabs>
+        <w:ind w:left="720" w:hanging="360"/>
+      </w:pPr>
+      <w:rPr>
+        <w:rFonts w:ascii="Symbol" w:hAnsi="Symbol" w:hint="default"/>
+        <w:sz w:val="20"/>
+      </w:rPr>
+    </w:lvl>
+    <w:lvl w:ilvl="1" w:tentative="1">
+      <w:start w:val="1"/>
+      <w:numFmt w:val="bullet"/>
+      <w:lvlText w:val="o"/>
+      <w:lvlJc w:val="left"/>
+      <w:pPr>
+        <w:tabs>
+          <w:tab w:val="num" w:pos="1440"/>
+        </w:tabs>
+        <w:ind w:left="1440" w:hanging="360"/>
+      </w:pPr>
+      <w:rPr>
+        <w:rFonts w:ascii="Courier New" w:hAnsi="Courier New" w:hint="default"/>
+        <w:sz w:val="20"/>
+      </w:rPr>
+    </w:lvl>
+    <w:lvl w:ilvl="2" w:tentative="1">
+      <w:start w:val="1"/>
+      <w:numFmt w:val="bullet"/>
+      <w:lvlText w:val=""/>
+      <w:lvlJc w:val="left"/>
+      <w:pPr>
+        <w:tabs>
+          <w:tab w:val="num" w:pos="2160"/>
+        </w:tabs>
+        <w:ind w:left="2160" w:hanging="360"/>
+      </w:pPr>
+      <w:rPr>
+        <w:rFonts w:ascii="Wingdings" w:hAnsi="Wingdings" w:hint="default"/>
+        <w:sz w:val="20"/>
+      </w:rPr>
+    </w:lvl>
+    <w:lvl w:ilvl="3" w:tentative="1">
+      <w:start w:val="1"/>
+      <w:numFmt w:val="bullet"/>
+      <w:lvlText w:val=""/>
+      <w:lvlJc w:val="left"/>
+      <w:pPr>
+        <w:tabs>
+          <w:tab w:val="num" w:pos="2880"/>
+        </w:tabs>
+        <w:ind w:left="2880" w:hanging="360"/>
+      </w:pPr>
+      <w:rPr>
+        <w:rFonts w:ascii="Wingdings" w:hAnsi="Wingdings" w:hint="default"/>
+        <w:sz w:val="20"/>
+      </w:rPr>
+    </w:lvl>
+    <w:lvl w:ilvl="4" w:tentative="1">
+      <w:start w:val="1"/>
+      <w:numFmt w:val="bullet"/>
+      <w:lvlText w:val=""/>
+      <w:lvlJc w:val="left"/>
+      <w:pPr>
+        <w:tabs>
+          <w:tab w:val="num" w:pos="3600"/>
+        </w:tabs>
+        <w:ind w:left="3600" w:hanging="360"/>
+      </w:pPr>
+      <w:rPr>
+        <w:rFonts w:ascii="Wingdings" w:hAnsi="Wingdings" w:hint="default"/>
+        <w:sz w:val="20"/>
+      </w:rPr>
+    </w:lvl>
+    <w:lvl w:ilvl="5" w:tentative="1">
+      <w:start w:val="1"/>
+      <w:numFmt w:val="bullet"/>
+      <w:lvlText w:val=""/>
+      <w:lvlJc w:val="left"/>
+      <w:pPr>
+        <w:tabs>
+          <w:tab w:val="num" w:pos="4320"/>
+        </w:tabs>
+        <w:ind w:left="4320" w:hanging="360"/>
+      </w:pPr>
+      <w:rPr>
+        <w:rFonts w:ascii="Wingdings" w:hAnsi="Wingdings" w:hint="default"/>
+        <w:sz w:val="20"/>
+      </w:rPr>
+    </w:lvl>
+    <w:lvl w:ilvl="6" w:tentative="1">
+      <w:start w:val="1"/>
+      <w:numFmt w:val="bullet"/>
+      <w:lvlText w:val=""/>
+      <w:lvlJc w:val="left"/>
+      <w:pPr>
+        <w:tabs>
+          <w:tab w:val="num" w:pos="5040"/>
+        </w:tabs>
+        <w:ind w:left="5040" w:hanging="360"/>
+      </w:pPr>
+      <w:rPr>
+        <w:rFonts w:ascii="Wingdings" w:hAnsi="Wingdings" w:hint="default"/>
+        <w:sz w:val="20"/>
+      </w:rPr>
+    </w:lvl>
+    <w:lvl w:ilvl="7" w:tentative="1">
+      <w:start w:val="1"/>
+      <w:numFmt w:val="bullet"/>
+      <w:lvlText w:val=""/>
+      <w:lvlJc w:val="left"/>
+      <w:pPr>
+        <w:tabs>
+          <w:tab w:val="num" w:pos="5760"/>
+        </w:tabs>
+        <w:ind w:left="5760" w:hanging="360"/>
+      </w:pPr>
+      <w:rPr>
+        <w:rFonts w:ascii="Wingdings" w:hAnsi="Wingdings" w:hint="default"/>
+        <w:sz w:val="20"/>
+      </w:rPr>
+    </w:lvl>
+    <w:lvl w:ilvl="8" w:tentative="1">
+      <w:start w:val="1"/>
+      <w:numFmt w:val="bullet"/>
+      <w:lvlText w:val=""/>
+      <w:lvlJc w:val="left"/>
+      <w:pPr>
+        <w:tabs>
+          <w:tab w:val="num" w:pos="6480"/>
+        </w:tabs>
+        <w:ind w:left="6480" w:hanging="360"/>
+      </w:pPr>
+      <w:rPr>
+        <w:rFonts w:ascii="Wingdings" w:hAnsi="Wingdings" w:hint="default"/>
+        <w:sz w:val="20"/>
+      </w:rPr>
+    </w:lvl>
+  </w:abstractNum>
+  <w:abstractNum w:abstractNumId="2" w15:restartNumberingAfterBreak="0">
+    <w:nsid w:val="5283320F"/>
+    <w:multiLevelType w:val="multilevel"/>
+    <w:tmpl w:val="37A88E1A"/>
+    <w:lvl w:ilvl="0">
+      <w:start w:val="1"/>
+      <w:numFmt w:val="bullet"/>
+      <w:lvlText w:val=""/>
+      <w:lvlJc w:val="left"/>
+      <w:pPr>
+        <w:tabs>
+          <w:tab w:val="num" w:pos="720"/>
+        </w:tabs>
+        <w:ind w:left="720" w:hanging="360"/>
+      </w:pPr>
+      <w:rPr>
+        <w:rFonts w:ascii="Symbol" w:hAnsi="Symbol" w:hint="default"/>
+        <w:sz w:val="20"/>
+      </w:rPr>
+    </w:lvl>
+    <w:lvl w:ilvl="1" w:tentative="1">
+      <w:start w:val="1"/>
+      <w:numFmt w:val="bullet"/>
+      <w:lvlText w:val="o"/>
+      <w:lvlJc w:val="left"/>
+      <w:pPr>
+        <w:tabs>
+          <w:tab w:val="num" w:pos="1440"/>
+        </w:tabs>
+        <w:ind w:left="1440" w:hanging="360"/>
+      </w:pPr>
+      <w:rPr>
+        <w:rFonts w:ascii="Courier New" w:hAnsi="Courier New" w:hint="default"/>
+        <w:sz w:val="20"/>
+      </w:rPr>
+    </w:lvl>
+    <w:lvl w:ilvl="2" w:tentative="1">
+      <w:start w:val="1"/>
+      <w:numFmt w:val="bullet"/>
+      <w:lvlText w:val=""/>
+      <w:lvlJc w:val="left"/>
+      <w:pPr>
+        <w:tabs>
+          <w:tab w:val="num" w:pos="2160"/>
+        </w:tabs>
+        <w:ind w:left="2160" w:hanging="360"/>
+      </w:pPr>
+      <w:rPr>
+        <w:rFonts w:ascii="Wingdings" w:hAnsi="Wingdings" w:hint="default"/>
+        <w:sz w:val="20"/>
+      </w:rPr>
+    </w:lvl>
+    <w:lvl w:ilvl="3" w:tentative="1">
+      <w:start w:val="1"/>
+      <w:numFmt w:val="bullet"/>
+      <w:lvlText w:val=""/>
+      <w:lvlJc w:val="left"/>
+      <w:pPr>
+        <w:tabs>
+          <w:tab w:val="num" w:pos="2880"/>
+        </w:tabs>
+        <w:ind w:left="2880" w:hanging="360"/>
+      </w:pPr>
+      <w:rPr>
+        <w:rFonts w:ascii="Wingdings" w:hAnsi="Wingdings" w:hint="default"/>
+        <w:sz w:val="20"/>
+      </w:rPr>
+    </w:lvl>
+    <w:lvl w:ilvl="4" w:tentative="1">
+      <w:start w:val="1"/>
+      <w:numFmt w:val="bullet"/>
+      <w:lvlText w:val=""/>
+      <w:lvlJc w:val="left"/>
+      <w:pPr>
+        <w:tabs>
+          <w:tab w:val="num" w:pos="3600"/>
+        </w:tabs>
+        <w:ind w:left="3600" w:hanging="360"/>
+      </w:pPr>
+      <w:rPr>
+        <w:rFonts w:ascii="Wingdings" w:hAnsi="Wingdings" w:hint="default"/>
+        <w:sz w:val="20"/>
+      </w:rPr>
+    </w:lvl>
+    <w:lvl w:ilvl="5" w:tentative="1">
+      <w:start w:val="1"/>
+      <w:numFmt w:val="bullet"/>
+      <w:lvlText w:val=""/>
+      <w:lvlJc w:val="left"/>
+      <w:pPr>
+        <w:tabs>
+          <w:tab w:val="num" w:pos="4320"/>
+        </w:tabs>
+        <w:ind w:left="4320" w:hanging="360"/>
+      </w:pPr>
+      <w:rPr>
+        <w:rFonts w:ascii="Wingdings" w:hAnsi="Wingdings" w:hint="default"/>
+        <w:sz w:val="20"/>
+      </w:rPr>
+    </w:lvl>
+    <w:lvl w:ilvl="6" w:tentative="1">
+      <w:start w:val="1"/>
+      <w:numFmt w:val="bullet"/>
+      <w:lvlText w:val=""/>
+      <w:lvlJc w:val="left"/>
+      <w:pPr>
+        <w:tabs>
+          <w:tab w:val="num" w:pos="5040"/>
+        </w:tabs>
+        <w:ind w:left="5040" w:hanging="360"/>
+      </w:pPr>
+      <w:rPr>
+        <w:rFonts w:ascii="Wingdings" w:hAnsi="Wingdings" w:hint="default"/>
+        <w:sz w:val="20"/>
+      </w:rPr>
+    </w:lvl>
+    <w:lvl w:ilvl="7" w:tentative="1">
+      <w:start w:val="1"/>
+      <w:numFmt w:val="bullet"/>
+      <w:lvlText w:val=""/>
+      <w:lvlJc w:val="left"/>
+      <w:pPr>
+        <w:tabs>
+          <w:tab w:val="num" w:pos="5760"/>
+        </w:tabs>
+        <w:ind w:left="5760" w:hanging="360"/>
+      </w:pPr>
+      <w:rPr>
+        <w:rFonts w:ascii="Wingdings" w:hAnsi="Wingdings" w:hint="default"/>
+        <w:sz w:val="20"/>
+      </w:rPr>
+    </w:lvl>
+    <w:lvl w:ilvl="8" w:tentative="1">
+      <w:start w:val="1"/>
+      <w:numFmt w:val="bullet"/>
+      <w:lvlText w:val=""/>
+      <w:lvlJc w:val="left"/>
+      <w:pPr>
+        <w:tabs>
+          <w:tab w:val="num" w:pos="6480"/>
+        </w:tabs>
+        <w:ind w:left="6480" w:hanging="360"/>
+      </w:pPr>
+      <w:rPr>
+        <w:rFonts w:ascii="Wingdings" w:hAnsi="Wingdings" w:hint="default"/>
+        <w:sz w:val="20"/>
+      </w:rPr>
+    </w:lvl>
+  </w:abstractNum>
+  <w:num w:numId="1" w16cid:durableId="258879077">
+    <w:abstractNumId w:val="0"/>
+  </w:num>
+  <w:num w:numId="2" w16cid:durableId="1796217526">
+    <w:abstractNumId w:val="1"/>
+  </w:num>
+  <w:num w:numId="3" w16cid:durableId="2142338536">
+    <w:abstractNumId w:val="2"/>
+  </w:num>
+</w:numbering>
 </file>
 
 <file path=word/styles.xml><?xml version="1.0" encoding="utf-8"?>
@@ -526,7 +1579,6 @@
     <w:next w:val="Normal"/>
     <w:link w:val="Heading2Char"/>
     <w:uiPriority w:val="9"/>
-    <w:semiHidden/>
     <w:unhideWhenUsed/>
     <w:qFormat/>
     <w:rsid w:val="002E6781"/>
@@ -701,7 +1753,6 @@
   <w:style w:type="character" w:default="1" w:styleId="DefaultParagraphFont">
     <w:name w:val="Default Paragraph Font"/>
     <w:uiPriority w:val="1"/>
-    <w:semiHidden/>
     <w:unhideWhenUsed/>
   </w:style>
   <w:style w:type="table" w:default="1" w:styleId="TableNormal">
@@ -743,7 +1794,6 @@
     <w:basedOn w:val="DefaultParagraphFont"/>
     <w:link w:val="Heading2"/>
     <w:uiPriority w:val="9"/>
-    <w:semiHidden/>
     <w:rsid w:val="002E6781"/>
     <w:rPr>
       <w:rFonts w:asciiTheme="majorHAnsi" w:eastAsiaTheme="majorEastAsia" w:hAnsiTheme="majorHAnsi" w:cstheme="majorBidi"/>
@@ -1058,6 +2108,17 @@
     <w:link w:val="Footer"/>
     <w:uiPriority w:val="99"/>
     <w:rsid w:val="00136547"/>
+  </w:style>
+  <w:style w:type="paragraph" w:styleId="NormalWeb">
+    <w:name w:val="Normal (Web)"/>
+    <w:basedOn w:val="Normal"/>
+    <w:uiPriority w:val="99"/>
+    <w:semiHidden/>
+    <w:unhideWhenUsed/>
+    <w:rsid w:val="00C91F07"/>
+    <w:rPr>
+      <w:rFonts w:ascii="Times New Roman" w:hAnsi="Times New Roman" w:cs="Times New Roman"/>
+    </w:rPr>
   </w:style>
 </w:styles>
 </file>
